--- a/entrega/Roteiro_Apresentacao.docx
+++ b/entrega/Roteiro_Apresentacao.docx
@@ -20,7 +20,12 @@
     </w:p>
     <w:p>
       <w:r>
-        <w:t>Apresente a Situação-Problema 3, páginas 39–40: a Servlet acumula CRUD, busca, regras e SQL. Explique as consequências: alteração difícil, duplicação e testes dependentes do ambiente inteiro. Mostre o objetivo de preservar o catálogo e separar responsabilidades.</w:t>
+        <w:t>Escolhi a Situação-Problema 3, sobre refatoração e orientação a objetos. O enunciado apresenta um catálogo de livros e filmes com cadastro, consulta, edição, exclusão e busca concentrados em uma Servlet, junto com as regras e o SQL. Essa organização dificulta a manutenção, porque mudanças de naturezas diferentes acabam no mesmo componente.</w:t>
+      </w:r>
+    </w:p>
+    <w:p>
+      <w:r>
+        <w:t>Meu objetivo foi reorganizar o catálogo em camadas, mantendo as funcionalidades e facilitando a reutilização e os testes. Desenvolvi a solução com o nome Acervo, incluindo livros, filmes e séries. Realizei o trabalho ao longo de dez dias, passando pela análise, modelagem, implementação, testes e documentação.</w:t>
       </w:r>
     </w:p>
     <w:p>
@@ -33,7 +38,12 @@
     </w:p>
     <w:p>
       <w:r>
-        <w:t>Mostre o diagrama de classes. Siga a cadeia JSP → Servlet → serviço → interface DAO → JDBC → H2. Aponte os atributos privados de ItemMidia e o contrato ItemMidiaDao. Explique que a implementação em memória existe apenas nos testes. Não é necessário inventar subclasses de livro e filme quando o comportamento é igual.</w:t>
+        <w:t>No diagrama de classes, o fluxo segue das páginas JSP para a Servlet, depois para o serviço, a interface DAO e a implementação JDBC, que acessa o H2. Cada parte tem uma responsabilidade: a entidade representa a obra; o serviço valida; o DAO cuida do banco; e a Servlet organiza as requisições e as respostas.</w:t>
+      </w:r>
+    </w:p>
+    <w:p>
+      <w:r>
+        <w:t>O encapsulamento aparece nos atributos privados de ItemMidia. A abstração aparece no contrato ItemMidiaDao. O polimorfismo permite usar JDBC na aplicação e um DAO em memória nos testes. A herança aparece na Servlet, que estende HttpServlet.</w:t>
       </w:r>
     </w:p>
     <w:p>
@@ -46,7 +56,12 @@
     </w:p>
     <w:p>
       <w:r>
-        <w:t>Inicie a aplicação, cadastre uma obra, observe a confirmação e busque pelo título ou autor. Abra os detalhes, edite o gênero e confira a alteração. Exclua o item demonstrativo mediante confirmação. Use um item novo para não apagar dados relevantes.</w:t>
+        <w:t>Na demonstração, vou abrir o catálogo e cadastrar uma obra com título, autor ou diretor, tipo, ano, gênero e sinopse. Depois, vou localizar o item pela busca e abrir seus detalhes.</w:t>
+      </w:r>
+    </w:p>
+    <w:p>
+      <w:r>
+        <w:t>Em seguida, vou editar o gênero, salvar e conferir a alteração. Por fim, vou excluir o item criado para a demonstração, utilizando a confirmação da tela. Essas operações mostram o CRUD e a busca integrados à interface e ao banco de dados.</w:t>
       </w:r>
     </w:p>
     <w:p>
@@ -59,47 +74,12 @@
     </w:p>
     <w:p>
       <w:r>
-        <w:t xml:space="preserve">Abra ItemMidiaServlet e mostre a chamada </w:t>
+        <w:t>No controlador, vou mostrar a chamada servico.salvar(...). A Servlet recebe os dados e delega a operação. No serviço, vou apresentar as validações feitas antes da gravação. No DAO, vou mostrar o SQL parametrizado com PreparedStatement e o fechamento dos recursos com try-with-resources.</w:t>
       </w:r>
+    </w:p>
+    <w:p>
       <w:r>
-        <w:rPr>
-          <w:rFonts w:ascii="Consolas" w:hAnsi="Consolas"/>
-          <w:sz w:val="18"/>
-        </w:rPr>
-        <w:t>servico.salvar(...)</w:t>
-      </w:r>
-      <w:r>
-        <w:t xml:space="preserve">, sem SQL. No serviço, mostre a validação antes da escrita. No DAO, mostre </w:t>
-      </w:r>
-      <w:r>
-        <w:rPr>
-          <w:rFonts w:ascii="Consolas" w:hAnsi="Consolas"/>
-          <w:sz w:val="18"/>
-        </w:rPr>
-        <w:t>PreparedStatement</w:t>
-      </w:r>
-      <w:r>
-        <w:t xml:space="preserve"> e </w:t>
-      </w:r>
-      <w:r>
-        <w:rPr>
-          <w:rFonts w:ascii="Consolas" w:hAnsi="Consolas"/>
-          <w:sz w:val="18"/>
-        </w:rPr>
-        <w:t>try-with-resources</w:t>
-      </w:r>
-      <w:r>
-        <w:t xml:space="preserve">. Execute </w:t>
-      </w:r>
-      <w:r>
-        <w:rPr>
-          <w:rFonts w:ascii="Consolas" w:hAnsi="Consolas"/>
-          <w:sz w:val="18"/>
-        </w:rPr>
-        <w:t>maven.ps1 verify</w:t>
-      </w:r>
-      <w:r>
-        <w:t xml:space="preserve"> ou apresente o relatório de verificação já gerado. Explique um teste de serviço sem banco e um teste HTTP com Tomcat real.</w:t>
+        <w:t>Os registros da entrega apresentam 39 testes aprovados: 23 de serviço, 8 de persistência e 8 de integração HTTP, sem falhas, erros ou testes ignorados. Os testes de serviço usam um DAO em memória. Os testes JDBC verificam o banco, incluindo a recuperação dos dados após a reabertura do arquivo. Os testes HTTP exercitam os fluxos com Tomcat e as páginas JSP.</w:t>
       </w:r>
     </w:p>
     <w:p>
@@ -107,12 +87,17 @@
         <w:pStyle w:val="Heading2"/>
       </w:pPr>
       <w:r>
-        <w:t>5. Resultado, limites e continuidade — 1 minuto</w:t>
+        <w:t>5. Resultado e continuidade — 1 minuto</w:t>
       </w:r>
     </w:p>
     <w:p>
       <w:r>
-        <w:t>Relacione o resultado com as três perguntas da situação-problema: organização pela POO, redução de repetição pelo DAO e testabilidade pela camada de serviço. Mencione autenticação, paginação e controle de edição simultânea como evoluções. Esclareça que o cronograma de 24 horas é estimado e deve ser substituído pelo tempo pessoal real.</w:t>
+        <w:t>Ao final do trabalho, concluí o catálogo com as operações previstas e as responsabilidades distribuídas entre as camadas. A principal contribuição da POO foi permitir que cada parte do código tivesse uma função definida. O DAO reúne o acesso aos dados, e o serviço permite verificar as regras sem iniciar a aplicação web.</w:t>
+      </w:r>
+    </w:p>
+    <w:p>
+      <w:r>
+        <w:t>O trabalho também consolidou a relação entre os conceitos estudados e uma aplicação em funcionamento. Como próximos passos, considero paginação, autenticação, histórico de alterações e controle de edição simultânea.</w:t>
       </w:r>
     </w:p>
     <w:p>
@@ -120,7 +105,7 @@
         <w:pStyle w:val="Heading2"/>
       </w:pPr>
       <w:r>
-        <w:t>Perguntas para revisão</w:t>
+        <w:t>Pontos para revisão</w:t>
       </w:r>
     </w:p>
     <w:p>
@@ -128,7 +113,7 @@
         <w:pStyle w:val="ListBullet"/>
       </w:pPr>
       <w:r>
-        <w:t>Por que SQL no serviço repetiria o problema? Porque misturaria regras e detalhes do armazenamento.</w:t>
+        <w:t>As regras de validação ficam no serviço; o DAO executa a persistência.</w:t>
       </w:r>
     </w:p>
     <w:p>
@@ -136,7 +121,7 @@
         <w:pStyle w:val="ListBullet"/>
       </w:pPr>
       <w:r>
-        <w:t>O DAO valida o ano do próximo calendário? Não; essa regra está no serviço. O banco mantém restrições estruturais básicas.</w:t>
+        <w:t>H2 é um banco relacional e conserva os registros em arquivo na execução normal.</w:t>
       </w:r>
     </w:p>
     <w:p>
@@ -144,7 +129,7 @@
         <w:pStyle w:val="ListBullet"/>
       </w:pPr>
       <w:r>
-        <w:t>H2 é um banco de verdade? Sim, é relacional; a execução normal grava em arquivo e os testes usam bancos isolados.</w:t>
+        <w:t>O DAO em memória é usado apenas nos testes de serviço.</w:t>
       </w:r>
     </w:p>
     <w:p>
@@ -152,7 +137,7 @@
         <w:pStyle w:val="ListBullet"/>
       </w:pPr>
       <w:r>
-        <w:t>Trocar a implementação DAO exige mudar o serviço? O contrato permanece, mas o novo DAO, o esquema e a configuração precisam ser implementados e testados.</w:t>
+        <w:t>A avaliação da manutenção se apoia na separação das responsabilidades e na possibilidade de testar as camadas isoladamente.</w:t>
       </w:r>
     </w:p>
     <w:p>
@@ -160,7 +145,7 @@
         <w:pStyle w:val="ListBullet"/>
       </w:pPr>
       <w:r>
-        <w:t>Como foi medido o ganho de manutenção? Não houve medição quantitativa; foram demonstradas separação de responsabilidades e substituição de dependência nos testes.</w:t>
+        <w:t>O período de execução do trabalho foi de dez dias.</w:t>
       </w:r>
     </w:p>
     <w:sectPr>
